--- a/docs/sprints/Ata-Review-Sprint-1.docx
+++ b/docs/sprints/Ata-Review-Sprint-1.docx
@@ -49,6 +49,10 @@
         <w:gridCol w:w="4320"/>
       </w:tblGrid>
       <w:tr>
+        <w:trPr>
+          <w:cantSplit/>
+          <w:tblHeader w:val="true"/>
+        </w:trPr>
         <w:tc>
           <w:tcPr>
             <w:tcW w:type="dxa" w:w="4320"/>
@@ -79,6 +83,9 @@
         </w:tc>
       </w:tr>
       <w:tr>
+        <w:trPr>
+          <w:cantSplit/>
+        </w:trPr>
         <w:tc>
           <w:tcPr>
             <w:tcW w:type="dxa" w:w="4320"/>
@@ -101,6 +108,9 @@
         </w:tc>
       </w:tr>
       <w:tr>
+        <w:trPr>
+          <w:cantSplit/>
+        </w:trPr>
         <w:tc>
           <w:tcPr>
             <w:tcW w:type="dxa" w:w="4320"/>
@@ -123,6 +133,9 @@
         </w:tc>
       </w:tr>
       <w:tr>
+        <w:trPr>
+          <w:cantSplit/>
+        </w:trPr>
         <w:tc>
           <w:tcPr>
             <w:tcW w:type="dxa" w:w="4320"/>
@@ -166,6 +179,10 @@
         <w:gridCol w:w="2880"/>
       </w:tblGrid>
       <w:tr>
+        <w:trPr>
+          <w:cantSplit/>
+          <w:tblHeader w:val="true"/>
+        </w:trPr>
         <w:tc>
           <w:tcPr>
             <w:tcW w:type="dxa" w:w="2880"/>
@@ -210,6 +227,9 @@
         </w:tc>
       </w:tr>
       <w:tr>
+        <w:trPr>
+          <w:cantSplit/>
+        </w:trPr>
         <w:tc>
           <w:tcPr>
             <w:tcW w:type="dxa" w:w="2880"/>
@@ -240,6 +260,9 @@
         </w:tc>
       </w:tr>
       <w:tr>
+        <w:trPr>
+          <w:cantSplit/>
+        </w:trPr>
         <w:tc>
           <w:tcPr>
             <w:tcW w:type="dxa" w:w="2880"/>
@@ -270,6 +293,9 @@
         </w:tc>
       </w:tr>
       <w:tr>
+        <w:trPr>
+          <w:cantSplit/>
+        </w:trPr>
         <w:tc>
           <w:tcPr>
             <w:tcW w:type="dxa" w:w="2880"/>
@@ -337,6 +363,10 @@
         <w:gridCol w:w="1440"/>
       </w:tblGrid>
       <w:tr>
+        <w:trPr>
+          <w:cantSplit/>
+          <w:tblHeader w:val="true"/>
+        </w:trPr>
         <w:tc>
           <w:tcPr>
             <w:tcW w:type="dxa" w:w="1440"/>
@@ -423,6 +453,9 @@
         </w:tc>
       </w:tr>
       <w:tr>
+        <w:trPr>
+          <w:cantSplit/>
+        </w:trPr>
         <w:tc>
           <w:tcPr>
             <w:tcW w:type="dxa" w:w="1440"/>
@@ -472,11 +505,16 @@
             <w:tcW w:type="dxa" w:w="1440"/>
           </w:tcPr>
           <w:p>
-            <w:r/>
+            <w:r>
+              <w:t>Implementada na main; revisão independente, GK-80/QA e aceite do PO pendentes.</w:t>
+            </w:r>
           </w:p>
         </w:tc>
       </w:tr>
       <w:tr>
+        <w:trPr>
+          <w:cantSplit/>
+        </w:trPr>
         <w:tc>
           <w:tcPr>
             <w:tcW w:type="dxa" w:w="1440"/>
@@ -526,11 +564,16 @@
             <w:tcW w:type="dxa" w:w="1440"/>
           </w:tcPr>
           <w:p>
-            <w:r/>
+            <w:r>
+              <w:t>Implementada na main; revisão independente, GK-83/QA e aceite do PO pendentes.</w:t>
+            </w:r>
           </w:p>
         </w:tc>
       </w:tr>
       <w:tr>
+        <w:trPr>
+          <w:cantSplit/>
+        </w:trPr>
         <w:tc>
           <w:tcPr>
             <w:tcW w:type="dxa" w:w="1440"/>
@@ -580,11 +623,16 @@
             <w:tcW w:type="dxa" w:w="1440"/>
           </w:tcPr>
           <w:p>
-            <w:r/>
+            <w:r>
+              <w:t>Implementada na main; pendências de conformidade devem ser decididas na Review.</w:t>
+            </w:r>
           </w:p>
         </w:tc>
       </w:tr>
       <w:tr>
+        <w:trPr>
+          <w:cantSplit/>
+        </w:trPr>
         <w:tc>
           <w:tcPr>
             <w:tcW w:type="dxa" w:w="1440"/>
@@ -634,11 +682,16 @@
             <w:tcW w:type="dxa" w:w="1440"/>
           </w:tcPr>
           <w:p>
-            <w:r/>
+            <w:r>
+              <w:t>Implementada na main; pendências de conformidade devem ser decididas na Review.</w:t>
+            </w:r>
           </w:p>
         </w:tc>
       </w:tr>
       <w:tr>
+        <w:trPr>
+          <w:cantSplit/>
+        </w:trPr>
         <w:tc>
           <w:tcPr>
             <w:tcW w:type="dxa" w:w="1440"/>
@@ -688,11 +741,16 @@
             <w:tcW w:type="dxa" w:w="1440"/>
           </w:tcPr>
           <w:p>
-            <w:r/>
+            <w:r>
+              <w:t>Entrega técnica integrada; confirmar evidências finais e aceite na Review.</w:t>
+            </w:r>
           </w:p>
         </w:tc>
       </w:tr>
       <w:tr>
+        <w:trPr>
+          <w:cantSplit/>
+        </w:trPr>
         <w:tc>
           <w:tcPr>
             <w:tcW w:type="dxa" w:w="1440"/>
@@ -742,11 +800,16 @@
             <w:tcW w:type="dxa" w:w="1440"/>
           </w:tcPr>
           <w:p>
-            <w:r/>
+            <w:r>
+              <w:t>Entrega técnica registrada; confirmar evidências finais e aceite na Review.</w:t>
+            </w:r>
           </w:p>
         </w:tc>
       </w:tr>
       <w:tr>
+        <w:trPr>
+          <w:cantSplit/>
+        </w:trPr>
         <w:tc>
           <w:tcPr>
             <w:tcW w:type="dxa" w:w="1440"/>
@@ -796,11 +859,16 @@
             <w:tcW w:type="dxa" w:w="1440"/>
           </w:tcPr>
           <w:p>
-            <w:r/>
+            <w:r>
+              <w:t>Em andamento; concluir somente com os registros reais das cerimônias.</w:t>
+            </w:r>
           </w:p>
         </w:tc>
       </w:tr>
       <w:tr>
+        <w:trPr>
+          <w:cantSplit/>
+        </w:trPr>
         <w:tc>
           <w:tcPr>
             <w:tcW w:type="dxa" w:w="1440"/>
@@ -850,11 +918,16 @@
             <w:tcW w:type="dxa" w:w="1440"/>
           </w:tcPr>
           <w:p>
-            <w:r/>
+            <w:r>
+              <w:t>Em andamento; consolidar métricas após Review e Retrospectiva.</w:t>
+            </w:r>
           </w:p>
         </w:tc>
       </w:tr>
       <w:tr>
+        <w:trPr>
+          <w:cantSplit/>
+        </w:trPr>
         <w:tc>
           <w:tcPr>
             <w:tcW w:type="dxa" w:w="1440"/>
@@ -904,7 +977,9 @@
             <w:tcW w:type="dxa" w:w="1440"/>
           </w:tcPr>
           <w:p>
-            <w:r/>
+            <w:r>
+              <w:t>Entrega técnica integrada; confirmar evidências finais e aceite na Review.</w:t>
+            </w:r>
           </w:p>
         </w:tc>
       </w:tr>
@@ -955,6 +1030,10 @@
         <w:gridCol w:w="4320"/>
       </w:tblGrid>
       <w:tr>
+        <w:trPr>
+          <w:cantSplit/>
+          <w:tblHeader w:val="true"/>
+        </w:trPr>
         <w:tc>
           <w:tcPr>
             <w:tcW w:type="dxa" w:w="4320"/>
@@ -985,6 +1064,9 @@
         </w:tc>
       </w:tr>
       <w:tr>
+        <w:trPr>
+          <w:cantSplit/>
+        </w:trPr>
         <w:tc>
           <w:tcPr>
             <w:tcW w:type="dxa" w:w="4320"/>
@@ -1000,11 +1082,16 @@
             <w:tcW w:type="dxa" w:w="4320"/>
           </w:tcPr>
           <w:p>
-            <w:r/>
+            <w:r>
+              <w:t>28</w:t>
+            </w:r>
           </w:p>
         </w:tc>
       </w:tr>
       <w:tr>
+        <w:trPr>
+          <w:cantSplit/>
+        </w:trPr>
         <w:tc>
           <w:tcPr>
             <w:tcW w:type="dxa" w:w="4320"/>
@@ -1020,11 +1107,16 @@
             <w:tcW w:type="dxa" w:w="4320"/>
           </w:tcPr>
           <w:p>
-            <w:r/>
+            <w:r>
+              <w:t>A confirmar pelo PO após demonstração e aceite</w:t>
+            </w:r>
           </w:p>
         </w:tc>
       </w:tr>
       <w:tr>
+        <w:trPr>
+          <w:cantSplit/>
+        </w:trPr>
         <w:tc>
           <w:tcPr>
             <w:tcW w:type="dxa" w:w="4320"/>
@@ -1040,7 +1132,9 @@
             <w:tcW w:type="dxa" w:w="4320"/>
           </w:tcPr>
           <w:p>
-            <w:r/>
+            <w:r>
+              <w:t>1 Alto (GK-106), com correção no PR #13; revisão, QA e merge pendentes</w:t>
+            </w:r>
           </w:p>
         </w:tc>
       </w:tr>

--- a/docs/sprints/Ata-Review-Sprint-1.docx
+++ b/docs/sprints/Ata-Review-Sprint-1.docx
@@ -35,7 +35,7 @@
         <w:jc w:val="center"/>
       </w:pPr>
       <w:r>
-        <w:t>Responsável: SM - Rodrigo Almeida Gomes · Modelo - preencher na reunião de 29/10/2026</w:t>
+        <w:t>Responsável: SM - Rodrigo Almeida Gomes · Pauta e dados preparados em 28/10/2026; presença, demonstração, feedback e decisões registrados na reunião de 29/10/2026</w:t>
       </w:r>
     </w:p>
     <w:tbl>
@@ -337,7 +337,7 @@
     </w:p>
     <w:p>
       <w:r>
-        <w:t>Atingido? ( ) Sim ( ) Parcialmente ( ) Não. Justificativa: ______________________________</w:t>
+        <w:t>Atingido? ( ) Sim ( ) Parcialmente ( ) Não. Dados de 28/10/2026: catálogo (GK-9), detalhe (GK-10), cadastro (GK-7) e login (GK-8) concluídos, aceitos pelo PO e com CI verde. Justificativa: ______________________________</w:t>
       </w:r>
     </w:p>
     <w:p>
@@ -497,7 +497,9 @@
             <w:tcW w:type="dxa" w:w="1440"/>
           </w:tcPr>
           <w:p>
-            <w:r/>
+            <w:r>
+              <w:t>Aceito (28/10/2026)</w:t>
+            </w:r>
           </w:p>
         </w:tc>
         <w:tc>
@@ -506,7 +508,7 @@
           </w:tcPr>
           <w:p>
             <w:r>
-              <w:t>Implementada na main; revisão independente, GK-80/QA e aceite do PO pendentes.</w:t>
+              <w:t>PR #9; QA na GK-80; Cypress e pytest verdes. Sem review antes do merge (Q-11).</w:t>
             </w:r>
           </w:p>
         </w:tc>
@@ -556,7 +558,9 @@
             <w:tcW w:type="dxa" w:w="1440"/>
           </w:tcPr>
           <w:p>
-            <w:r/>
+            <w:r>
+              <w:t>Aceito (28/10/2026)</w:t>
+            </w:r>
           </w:p>
         </w:tc>
         <w:tc>
@@ -565,7 +569,7 @@
           </w:tcPr>
           <w:p>
             <w:r>
-              <w:t>Implementada na main; revisão independente, GK-83/QA e aceite do PO pendentes.</w:t>
+              <w:t>PR #10; QA na GK-83; JWT de 60 min, logout e sessão expirada. Sem review antes do merge (Q-11).</w:t>
             </w:r>
           </w:p>
         </w:tc>
@@ -615,7 +619,9 @@
             <w:tcW w:type="dxa" w:w="1440"/>
           </w:tcPr>
           <w:p>
-            <w:r/>
+            <w:r>
+              <w:t>Aceito (28/10/2026)</w:t>
+            </w:r>
           </w:p>
         </w:tc>
         <w:tc>
@@ -624,7 +630,7 @@
           </w:tcPr>
           <w:p>
             <w:r>
-              <w:t>Implementada na main; pendências de conformidade devem ser decididas na Review.</w:t>
+              <w:t>PR #7; 11 cenários de listagem-jogos.feature. Sem review antes do merge (Q-11).</w:t>
             </w:r>
           </w:p>
         </w:tc>
@@ -674,7 +680,9 @@
             <w:tcW w:type="dxa" w:w="1440"/>
           </w:tcPr>
           <w:p>
-            <w:r/>
+            <w:r>
+              <w:t>Aceito (28/10/2026)</w:t>
+            </w:r>
           </w:p>
         </w:tc>
         <w:tc>
@@ -683,7 +691,7 @@
           </w:tcPr>
           <w:p>
             <w:r>
-              <w:t>Implementada na main; pendências de conformidade devem ser decididas na Review.</w:t>
+              <w:t>PR #8; detalhe-jogo.feature e integração real. Sem review antes do merge (Q-11).</w:t>
             </w:r>
           </w:p>
         </w:tc>
@@ -733,7 +741,9 @@
             <w:tcW w:type="dxa" w:w="1440"/>
           </w:tcPr>
           <w:p>
-            <w:r/>
+            <w:r>
+              <w:t>Aceito (28/10/2026)</w:t>
+            </w:r>
           </w:p>
         </w:tc>
         <w:tc>
@@ -742,7 +752,7 @@
           </w:tcPr>
           <w:p>
             <w:r>
-              <w:t>Entrega técnica integrada; confirmar evidências finais e aceite na Review.</w:t>
+              <w:t>PR #2 e GK-91; migrações, carga e restrições testadas.</w:t>
             </w:r>
           </w:p>
         </w:tc>
@@ -792,7 +802,9 @@
             <w:tcW w:type="dxa" w:w="1440"/>
           </w:tcPr>
           <w:p>
-            <w:r/>
+            <w:r>
+              <w:t>Aceito (28/10/2026)</w:t>
+            </w:r>
           </w:p>
         </w:tc>
         <w:tc>
@@ -801,7 +813,7 @@
           </w:tcPr>
           <w:p>
             <w:r>
-              <w:t>Entrega técnica registrada; confirmar evidências finais e aceite na Review.</w:t>
+              <w:t>Estudo e DER v1.0 em docs/banco/.</w:t>
             </w:r>
           </w:p>
         </w:tc>
@@ -851,7 +863,9 @@
             <w:tcW w:type="dxa" w:w="1440"/>
           </w:tcPr>
           <w:p>
-            <w:r/>
+            <w:r>
+              <w:t>Concluída (28/10/2026)</w:t>
+            </w:r>
           </w:p>
         </w:tc>
         <w:tc>
@@ -860,7 +874,7 @@
           </w:tcPr>
           <w:p>
             <w:r>
-              <w:t>Em andamento; concluir somente com os registros reais das cerimônias.</w:t>
+              <w:t>Planning e acompanhamento registrados (GK-95, GK-96).</w:t>
             </w:r>
           </w:p>
         </w:tc>
@@ -919,7 +933,7 @@
           </w:tcPr>
           <w:p>
             <w:r>
-              <w:t>Em andamento; consolidar métricas após Review e Retrospectiva.</w:t>
+              <w:t>Fecha nesta Review e na Retrospectiva; métricas no Relatório de Métricas R1.</w:t>
             </w:r>
           </w:p>
         </w:tc>
@@ -969,7 +983,9 @@
             <w:tcW w:type="dxa" w:w="1440"/>
           </w:tcPr>
           <w:p>
-            <w:r/>
+            <w:r>
+              <w:t>Aceito (28/10/2026)</w:t>
+            </w:r>
           </w:p>
         </w:tc>
         <w:tc>
@@ -978,7 +994,7 @@
           </w:tcPr>
           <w:p>
             <w:r>
-              <w:t>Entrega técnica integrada; confirmar evidências finais e aceite na Review.</w:t>
+              <w:t>PR #2; API, banco, CORS e smoke no CI.</w:t>
             </w:r>
           </w:p>
         </w:tc>
@@ -1008,7 +1024,7 @@
     </w:p>
     <w:p>
       <w:r>
-        <w:t>Voltam ao backlog com a pendência registrada na issue: ______________________________</w:t>
+        <w:t>Voltam ao backlog com a pendência registrada na issue: em 28/10/2026, só a GK-61 (1 ponto) segue aberta, para fechar nesta reunião. Confirmar: ______________________________</w:t>
       </w:r>
     </w:p>
     <w:p>
@@ -1108,7 +1124,7 @@
           </w:tcPr>
           <w:p>
             <w:r>
-              <w:t>A confirmar pelo PO após demonstração e aceite</w:t>
+              <w:t>27 de 28 em 28/10/2026; GK-61 (1 ponto) fecha nesta Review</w:t>
             </w:r>
           </w:p>
         </w:tc>
@@ -1133,7 +1149,7 @@
           </w:tcPr>
           <w:p>
             <w:r>
-              <w:t>1 Alto (GK-106), com correção no PR #13; revisão, QA e merge pendentes</w:t>
+              <w:t>0 (GK-106, Alta, corrigido pelo PR #13 em 28/10/2026)</w:t>
             </w:r>
           </w:p>
         </w:tc>
